--- a/2ESO/S01-mision-led/ficha-reto.docx
+++ b/2ESO/S01-mision-led/ficha-reto.docx
@@ -841,7 +841,7 @@
           <w:sz w:val="22"/>
           <w:szCs w:val="22"/>
         </w:rPr>
-        <w:t xml:space="preserve">Antes de montar nada, completa la tabla:</w:t>
+        <w:t xml:space="preserve">Completa la tabla antes de montar el circuito:</w:t>
       </w:r>
     </w:p>
     <w:p>
@@ -1598,7 +1598,7 @@
                 <w:sz w:val="22"/>
                 <w:szCs w:val="22"/>
               </w:rPr>
-              <w:t xml:space="preserve">🟣  Enlace de entrega — pega aquí el enlace de tu proyecto en Tinkercad:</w:t>
+              <w:t xml:space="preserve">🟣  Enlace de entrega — pega aquí el enlace de tu proyecto:</w:t>
             </w:r>
           </w:p>
           <w:p>
@@ -1706,12 +1706,12 @@
           <w:sz w:val="22"/>
           <w:szCs w:val="22"/>
         </w:rPr>
-        <w:t xml:space="preserve">Tu LED parpadea siempre al mismo ritmo. ¿Puedes hacer que parpadee 3 veces rápido, luego 3 veces lento y repita el ciclo? Necesitarás repetir bloques digitalWrite + delay con tiempos distintos. Si te atreves con el reto difícil, investiga el bucle for en Arduino para no repetir código.</w:t>
-      </w:r>
-    </w:p>
-    <w:p>
-      <w:pPr>
-        <w:spacing w:after="60" w:before="60"/>
+        <w:t xml:space="preserve">¿Puedes hacer que el LED emita el código Morse de SOS (··· — — — ···)? Tres destellos cortos, tres largos y tres cortos de nuevo, con una pausa larga entre repeticiones del ciclo.</w:t>
+      </w:r>
+    </w:p>
+    <w:p>
+      <w:pPr>
+        <w:spacing w:after="100" w:before="100"/>
       </w:pPr>
       <w:r>
         <w:t xml:space="preserve"/>
@@ -1744,186 +1744,40 @@
             </w:tcBorders>
             <w:shd w:fill="EEF2FF" w:val="clear"/>
             <w:tcMar>
-              <w:top w:type="dxa" w:w="100"/>
+              <w:top w:type="dxa" w:w="120"/>
               <w:left w:type="dxa" w:w="200"/>
-              <w:bottom w:type="dxa" w:w="100"/>
+              <w:bottom w:type="dxa" w:w="120"/>
               <w:right w:type="dxa" w:w="200"/>
             </w:tcMar>
           </w:tcPr>
           <w:p>
-            <w:r>
-              <w:rPr>
-                <w:rFonts w:ascii="Courier New" w:cs="Courier New" w:eastAsia="Courier New" w:hAnsi="Courier New"/>
+            <w:pPr>
+              <w:spacing w:after="80" w:before="80"/>
+            </w:pPr>
+            <w:r>
+              <w:rPr>
+                <w:rFonts w:ascii="Arial" w:cs="Arial" w:eastAsia="Arial" w:hAnsi="Arial"/>
+                <w:b/>
+                <w:bCs/>
+                <w:color w:val="3730A3"/>
+                <w:sz w:val="20"/>
+                <w:szCs w:val="20"/>
+              </w:rPr>
+              <w:t xml:space="preserve">💡 Pista:</w:t>
+            </w:r>
+          </w:p>
+          <w:p>
+            <w:pPr>
+              <w:spacing w:after="80" w:before="80"/>
+            </w:pPr>
+            <w:r>
+              <w:rPr>
+                <w:rFonts w:ascii="Arial" w:cs="Arial" w:eastAsia="Arial" w:hAnsi="Arial"/>
                 <w:color w:val="312E81"/>
-                <w:sz w:val="19"/>
-                <w:szCs w:val="19"/>
-              </w:rPr>
-              <w:t xml:space="preserve">void loop() {</w:t>
-            </w:r>
-          </w:p>
-          <w:p>
-            <w:r>
-              <w:rPr>
-                <w:rFonts w:ascii="Courier New" w:cs="Courier New" w:eastAsia="Courier New" w:hAnsi="Courier New"/>
-                <w:color w:val="312E81"/>
-                <w:sz w:val="19"/>
-                <w:szCs w:val="19"/>
-              </w:rPr>
-              <w:t xml:space="preserve">    // 3 destellos rápidos</w:t>
-            </w:r>
-          </w:p>
-          <w:p>
-            <w:r>
-              <w:rPr>
-                <w:rFonts w:ascii="Courier New" w:cs="Courier New" w:eastAsia="Courier New" w:hAnsi="Courier New"/>
-                <w:color w:val="312E81"/>
-                <w:sz w:val="19"/>
-                <w:szCs w:val="19"/>
-              </w:rPr>
-              <w:t xml:space="preserve">    for (int i = 0; i &lt; 3; i++) {</w:t>
-            </w:r>
-          </w:p>
-          <w:p>
-            <w:r>
-              <w:rPr>
-                <w:rFonts w:ascii="Courier New" w:cs="Courier New" w:eastAsia="Courier New" w:hAnsi="Courier New"/>
-                <w:color w:val="312E81"/>
-                <w:sz w:val="19"/>
-                <w:szCs w:val="19"/>
-              </w:rPr>
-              <w:t xml:space="preserve">        digitalWrite(pinLed, HIGH);</w:t>
-            </w:r>
-          </w:p>
-          <w:p>
-            <w:r>
-              <w:rPr>
-                <w:rFonts w:ascii="Courier New" w:cs="Courier New" w:eastAsia="Courier New" w:hAnsi="Courier New"/>
-                <w:color w:val="312E81"/>
-                <w:sz w:val="19"/>
-                <w:szCs w:val="19"/>
-              </w:rPr>
-              <w:t xml:space="preserve">        delay(100);</w:t>
-            </w:r>
-          </w:p>
-          <w:p>
-            <w:r>
-              <w:rPr>
-                <w:rFonts w:ascii="Courier New" w:cs="Courier New" w:eastAsia="Courier New" w:hAnsi="Courier New"/>
-                <w:color w:val="312E81"/>
-                <w:sz w:val="19"/>
-                <w:szCs w:val="19"/>
-              </w:rPr>
-              <w:t xml:space="preserve">        digitalWrite(pinLed, LOW);</w:t>
-            </w:r>
-          </w:p>
-          <w:p>
-            <w:r>
-              <w:rPr>
-                <w:rFonts w:ascii="Courier New" w:cs="Courier New" w:eastAsia="Courier New" w:hAnsi="Courier New"/>
-                <w:color w:val="312E81"/>
-                <w:sz w:val="19"/>
-                <w:szCs w:val="19"/>
-              </w:rPr>
-              <w:t xml:space="preserve">        delay(100);</w:t>
-            </w:r>
-          </w:p>
-          <w:p>
-            <w:r>
-              <w:rPr>
-                <w:rFonts w:ascii="Courier New" w:cs="Courier New" w:eastAsia="Courier New" w:hAnsi="Courier New"/>
-                <w:color w:val="312E81"/>
-                <w:sz w:val="19"/>
-                <w:szCs w:val="19"/>
-              </w:rPr>
-              <w:t xml:space="preserve">    }</w:t>
-            </w:r>
-          </w:p>
-          <w:p>
-            <w:r>
-              <w:rPr>
-                <w:rFonts w:ascii="Courier New" w:cs="Courier New" w:eastAsia="Courier New" w:hAnsi="Courier New"/>
-                <w:color w:val="312E81"/>
-                <w:sz w:val="19"/>
-                <w:szCs w:val="19"/>
-              </w:rPr>
-              <w:t xml:space="preserve">    // 3 destellos lentos</w:t>
-            </w:r>
-          </w:p>
-          <w:p>
-            <w:r>
-              <w:rPr>
-                <w:rFonts w:ascii="Courier New" w:cs="Courier New" w:eastAsia="Courier New" w:hAnsi="Courier New"/>
-                <w:color w:val="312E81"/>
-                <w:sz w:val="19"/>
-                <w:szCs w:val="19"/>
-              </w:rPr>
-              <w:t xml:space="preserve">    for (int i = 0; i &lt; 3; i++) {</w:t>
-            </w:r>
-          </w:p>
-          <w:p>
-            <w:r>
-              <w:rPr>
-                <w:rFonts w:ascii="Courier New" w:cs="Courier New" w:eastAsia="Courier New" w:hAnsi="Courier New"/>
-                <w:color w:val="312E81"/>
-                <w:sz w:val="19"/>
-                <w:szCs w:val="19"/>
-              </w:rPr>
-              <w:t xml:space="preserve">        digitalWrite(pinLed, HIGH);</w:t>
-            </w:r>
-          </w:p>
-          <w:p>
-            <w:r>
-              <w:rPr>
-                <w:rFonts w:ascii="Courier New" w:cs="Courier New" w:eastAsia="Courier New" w:hAnsi="Courier New"/>
-                <w:color w:val="312E81"/>
-                <w:sz w:val="19"/>
-                <w:szCs w:val="19"/>
-              </w:rPr>
-              <w:t xml:space="preserve">        delay(700);</w:t>
-            </w:r>
-          </w:p>
-          <w:p>
-            <w:r>
-              <w:rPr>
-                <w:rFonts w:ascii="Courier New" w:cs="Courier New" w:eastAsia="Courier New" w:hAnsi="Courier New"/>
-                <w:color w:val="312E81"/>
-                <w:sz w:val="19"/>
-                <w:szCs w:val="19"/>
-              </w:rPr>
-              <w:t xml:space="preserve">        digitalWrite(pinLed, LOW);</w:t>
-            </w:r>
-          </w:p>
-          <w:p>
-            <w:r>
-              <w:rPr>
-                <w:rFonts w:ascii="Courier New" w:cs="Courier New" w:eastAsia="Courier New" w:hAnsi="Courier New"/>
-                <w:color w:val="312E81"/>
-                <w:sz w:val="19"/>
-                <w:szCs w:val="19"/>
-              </w:rPr>
-              <w:t xml:space="preserve">        delay(700);</w:t>
-            </w:r>
-          </w:p>
-          <w:p>
-            <w:r>
-              <w:rPr>
-                <w:rFonts w:ascii="Courier New" w:cs="Courier New" w:eastAsia="Courier New" w:hAnsi="Courier New"/>
-                <w:color w:val="312E81"/>
-                <w:sz w:val="19"/>
-                <w:szCs w:val="19"/>
-              </w:rPr>
-              <w:t xml:space="preserve">    }</w:t>
-            </w:r>
-          </w:p>
-          <w:p>
-            <w:r>
-              <w:rPr>
-                <w:rFonts w:ascii="Courier New" w:cs="Courier New" w:eastAsia="Courier New" w:hAnsi="Courier New"/>
-                <w:color w:val="312E81"/>
-                <w:sz w:val="19"/>
-                <w:szCs w:val="19"/>
-              </w:rPr>
-              <w:t xml:space="preserve">}</w:t>
+                <w:sz w:val="20"/>
+                <w:szCs w:val="20"/>
+              </w:rPr>
+              <w:t xml:space="preserve">Define dos constantes al inicio del programa: una para la duración del destello corto y otra para el largo. Así, si quieres cambiar la velocidad, solo tocas esos dos valores. Piensa también cuánto debe durar la pausa entre el final de un SOS y el inicio del siguiente.</w:t>
             </w:r>
           </w:p>
         </w:tc>
